--- a/Jondu_Jesse_CV_Thraets.docx
+++ b/Jondu_Jesse_CV_Thraets.docx
@@ -392,12 +392,26 @@
           <w:b/>
           <w:sz w:val="22"/>
         </w:rPr>
+        <w:t>Bachelor of Science in Applied Information Technology (B.Sc. AIT)</w:t>
+      </w:r>
+    </w:p>
+    <w:p>
+      <w:r>
+        <w:t>ISBAT University, Kampala | Currently pursuing (2nd year completed)</w:t>
+      </w:r>
+    </w:p>
+    <w:p>
+      <w:r>
+        <w:rPr>
+          <w:b/>
+          <w:sz w:val="22"/>
+        </w:rPr>
         <w:t>Diploma in Information Technology</w:t>
       </w:r>
     </w:p>
     <w:p>
       <w:r>
-        <w:t>ISBAT University, Kampala | Jan 2023 — Jun 2026 (Final semester completed)</w:t>
+        <w:t>ISBAT University, Kampala | Jan 2023 — Jun 2026 (Completed)</w:t>
       </w:r>
     </w:p>
     <w:p>

--- a/Jondu_Jesse_CV_Thraets.docx
+++ b/Jondu_Jesse_CV_Thraets.docx
@@ -397,7 +397,7 @@
     </w:p>
     <w:p>
       <w:r>
-        <w:t>ISBAT University, Kampala | Currently pursuing (2nd year completed)</w:t>
+        <w:t>ISBAT University, Kampala | 2026 — Present (pursuing)</w:t>
       </w:r>
     </w:p>
     <w:p>
@@ -411,7 +411,119 @@
     </w:p>
     <w:p>
       <w:r>
-        <w:t>ISBAT University, Kampala | Jan 2023 — Jun 2026 (Completed)</w:t>
+        <w:t>ISBAT University, Kampala | 2024 — 2025 (Completed)</w:t>
+      </w:r>
+    </w:p>
+    <w:p>
+      <w:r>
+        <w:rPr>
+          <w:b/>
+          <w:color w:val="003366"/>
+          <w:sz w:val="26"/>
+        </w:rPr>
+        <w:t>VOLUNTEER EXPERIENCE</w:t>
+      </w:r>
+    </w:p>
+    <w:p>
+      <w:r>
+        <w:rPr>
+          <w:b/>
+          <w:sz w:val="22"/>
+        </w:rPr>
+        <w:t>Church Registration System Developer</w:t>
+      </w:r>
+    </w:p>
+    <w:p>
+      <w:r>
+        <w:t>Grace of Jesus Christ Ministries | 2024–Present</w:t>
+      </w:r>
+    </w:p>
+    <w:p>
+      <w:r>
+        <w:t>• Designed and deployed a comprehensive registration platform capturing and maintaining member records with strict data accuracy and confidentiality protocols</w:t>
+      </w:r>
+    </w:p>
+    <w:p>
+      <w:r>
+        <w:t>• Implemented role-based access controls and audit trails ensuring data integrity across administrative, pastoral care, and event management functions</w:t>
+      </w:r>
+    </w:p>
+    <w:p>
+      <w:r>
+        <w:t>• Managed sensitive personal information (names, contact details, membership records) in compliance with data protection principles</w:t>
+      </w:r>
+    </w:p>
+    <w:p>
+      <w:r>
+        <w:t>• Developed reporting dashboards for membership statistics and attendance tracking, supporting decision-making with accurate, retrievable records</w:t>
+      </w:r>
+    </w:p>
+    <w:p>
+      <w:r>
+        <w:rPr>
+          <w:b/>
+          <w:sz w:val="22"/>
+        </w:rPr>
+        <w:t>Dairy Management System Developer</w:t>
+      </w:r>
+    </w:p>
+    <w:p>
+      <w:r>
+        <w:t>[Farm/Organization Name] | 2024–Present</w:t>
+      </w:r>
+    </w:p>
+    <w:p>
+      <w:r>
+        <w:t>• Built a full-stack PHP/MySQL system managing detailed operational records including animal inventory, milk production logs, health check schedules, feeding programs, and financial transactions</w:t>
+      </w:r>
+    </w:p>
+    <w:p>
+      <w:r>
+        <w:t>• Designed data capture interfaces ensuring accurate entry of daily operational metrics with validation checks preventing errors</w:t>
+      </w:r>
+    </w:p>
+    <w:p>
+      <w:r>
+        <w:t>• Implemented role-based access for different user types (owner, manager, worker) while maintaining centralized data integrity</w:t>
+      </w:r>
+    </w:p>
+    <w:p>
+      <w:r>
+        <w:t>• Created comprehensive reporting features for production tracking, expense management, and performance analysis</w:t>
+      </w:r>
+    </w:p>
+    <w:p>
+      <w:r>
+        <w:rPr>
+          <w:b/>
+          <w:sz w:val="22"/>
+        </w:rPr>
+        <w:t>Technical Support &amp; Media Team</w:t>
+      </w:r>
+    </w:p>
+    <w:p>
+      <w:r>
+        <w:t>Encounter Church Media Team | 2022–Present</w:t>
+      </w:r>
+    </w:p>
+    <w:p>
+      <w:r>
+        <w:t>• Provided customer-facing technical support during live events and broadcasts, assisting attendees and participants through technical processes</w:t>
+      </w:r>
+    </w:p>
+    <w:p>
+      <w:r>
+        <w:t>• Operated and maintained multimedia equipment ensuring reliable performance during high-pressure, time-sensitive operations</w:t>
+      </w:r>
+    </w:p>
+    <w:p>
+      <w:r>
+        <w:t>• Managed multiple tasks simultaneously in fast-paced environments while maintaining attention to detail and production quality</w:t>
+      </w:r>
+    </w:p>
+    <w:p>
+      <w:r>
+        <w:t>• Collaborated with diverse teams to deliver consistent service to audiences of 200+ people</w:t>
       </w:r>
     </w:p>
     <w:p>

--- a/Jondu_Jesse_CV_Thraets.docx
+++ b/Jondu_Jesse_CV_Thraets.docx
@@ -430,7 +430,7 @@
           <w:b/>
           <w:sz w:val="22"/>
         </w:rPr>
-        <w:t>Church Registration System Developer</w:t>
+        <w:t>Church Registration Records &amp; Data Management</w:t>
       </w:r>
     </w:p>
     <w:p>
@@ -440,22 +440,27 @@
     </w:p>
     <w:p>
       <w:r>
-        <w:t>• Designed and deployed a comprehensive registration platform capturing and maintaining member records with strict data accuracy and confidentiality protocols</w:t>
+        <w:t>• Enter, verify, and maintain member registration records (name, contact, membership details) in a digital database, ensuring accuracy and completeness against source forms</w:t>
       </w:r>
     </w:p>
     <w:p>
       <w:r>
-        <w:t>• Implemented role-based access controls and audit trails ensuring data integrity across administrative, pastoral care, and event management functions</w:t>
+        <w:t>• Process registrations during services/events, capturing data quickly and accurately under time pressure</w:t>
       </w:r>
     </w:p>
     <w:p>
       <w:r>
-        <w:t>• Managed sensitive personal information (names, contact details, membership records) in compliance with data protection principles</w:t>
+        <w:t>• Perform daily record reconciliation, identifying and correcting data discrepancies or duplicate entries</w:t>
       </w:r>
     </w:p>
     <w:p>
       <w:r>
-        <w:t>• Developed reporting dashboards for membership statistics and attendance tracking, supporting decision-making with accurate, retrievable records</w:t>
+        <w:t>• Maintain confidential handling of personal information and audit-ready, easily retrievable records</w:t>
+      </w:r>
+    </w:p>
+    <w:p>
+      <w:r>
+        <w:t>• Produce registrations/attendance summaries and reports for administrative use</w:t>
       </w:r>
     </w:p>
     <w:p>
@@ -464,32 +469,32 @@
           <w:b/>
           <w:sz w:val="22"/>
         </w:rPr>
-        <w:t>Dairy Management System Developer</w:t>
+        <w:t>Operational Records &amp; Data System</w:t>
       </w:r>
     </w:p>
     <w:p>
       <w:r>
-        <w:t>[Farm/Organization Name] | 2024–Present</w:t>
+        <w:t>Dairy Management | 2024–Present</w:t>
       </w:r>
     </w:p>
     <w:p>
       <w:r>
-        <w:t>• Built a full-stack PHP/MySQL system managing detailed operational records including animal inventory, milk production logs, health check schedules, feeding programs, and financial transactions</w:t>
+        <w:t>• Capture and maintain detailed daily operational records (inventory, production logs, health schedules, feeding, transactions) in a database, entering data accurately from day-to-day records</w:t>
       </w:r>
     </w:p>
     <w:p>
       <w:r>
-        <w:t>• Designed data capture interfaces ensuring accurate entry of daily operational metrics with validation checks preventing errors</w:t>
+        <w:t>• Verify data against source documents and application input validation to ensure completeness and accuracy</w:t>
       </w:r>
     </w:p>
     <w:p>
       <w:r>
-        <w:t>• Implemented role-based access for different user types (owner, manager, worker) while maintaining centralized data integrity</w:t>
+        <w:t>• Safeguard departmental records for easy retrieval and audit purposes</w:t>
       </w:r>
     </w:p>
     <w:p>
       <w:r>
-        <w:t>• Created comprehensive reporting features for production tracking, expense management, and performance analysis</w:t>
+        <w:t>• Prepare monthly production and expense summaries/reports</w:t>
       </w:r>
     </w:p>
     <w:p>
@@ -498,7 +503,7 @@
           <w:b/>
           <w:sz w:val="22"/>
         </w:rPr>
-        <w:t>Technical Support &amp; Media Team</w:t>
+        <w:t>Technical Support &amp; Data Assistance</w:t>
       </w:r>
     </w:p>
     <w:p>
@@ -508,22 +513,17 @@
     </w:p>
     <w:p>
       <w:r>
-        <w:t>• Provided customer-facing technical support during live events and broadcasts, assisting attendees and participants through technical processes</w:t>
+        <w:t>• Provided customer-facing support, assisting users/attendees through technical processes with patience and clear communication</w:t>
       </w:r>
     </w:p>
     <w:p>
       <w:r>
-        <w:t>• Operated and maintained multimedia equipment ensuring reliable performance during high-pressure, time-sensitive operations</w:t>
+        <w:t>• Maintained records and schedules for events and equipment; coordinated data flow between teams to ensure timely, accurate information</w:t>
       </w:r>
     </w:p>
     <w:p>
       <w:r>
-        <w:t>• Managed multiple tasks simultaneously in fast-paced environments while maintaining attention to detail and production quality</w:t>
-      </w:r>
-    </w:p>
-    <w:p>
-      <w:r>
-        <w:t>• Collaborated with diverse teams to deliver consistent service to audiences of 200+ people</w:t>
+        <w:t>• Operated and maintained equipment in fast-paced, deadline-driven environments while maintaining attention to detail</w:t>
       </w:r>
     </w:p>
     <w:p>

--- a/Jondu_Jesse_CV_Thraets.docx
+++ b/Jondu_Jesse_CV_Thraets.docx
@@ -440,12 +440,12 @@
     </w:p>
     <w:p>
       <w:r>
-        <w:t>• Enter, verify, and maintain member registration records (name, contact, membership details) in a digital database, ensuring accuracy and completeness against source forms</w:t>
+        <w:t>• Enter, verify, and maintain 500+ member registration records (name, contact, membership details) in a digital database, ensuring accuracy and completeness against source forms</w:t>
       </w:r>
     </w:p>
     <w:p>
       <w:r>
-        <w:t>• Process registrations during services/events, capturing data quickly and accurately under time pressure</w:t>
+        <w:t>• Process 20+ registrations per service/event, capturing data quickly and accurately under time pressure</w:t>
       </w:r>
     </w:p>
     <w:p>
